--- a/docs/manuals/АИС Анкетирование. Руководство системного администратора.docx
+++ b/docs/manuals/АИС Анкетирование. Руководство системного администратора.docx
@@ -62,12 +62,7 @@
         <w:jc w:val="center"/>
       </w:pPr>
       <w:r>
-        <w:rPr>
-          <w:rFonts w:ascii="Times New Roman" w:hAnsi="Times New Roman" w:eastAsia="Times New Roman" w:cs="Times New Roman"/>
-          <w:sz w:val="22"/>
-          <w:lang w:val="ru-RU"/>
-        </w:rPr>
-        <w:t>Версия 1.0</w:t>
+        <w:t>Версия 1.1</w:t>
       </w:r>
     </w:p>
     <w:p>
@@ -388,6 +383,48 @@
           </w:p>
         </w:tc>
       </w:tr>
+      <w:tr>
+        <w:tc>
+          <w:tcPr>
+            <w:tcW w:type="dxa" w:w="2552"/>
+          </w:tcPr>
+          <w:p>
+            <w:r>
+              <w:t>27.08.2026</w:t>
+            </w:r>
+          </w:p>
+        </w:tc>
+        <w:tc>
+          <w:tcPr>
+            <w:tcW w:type="dxa" w:w="2552"/>
+          </w:tcPr>
+          <w:p>
+            <w:r>
+              <w:t>1.1</w:t>
+            </w:r>
+          </w:p>
+        </w:tc>
+        <w:tc>
+          <w:tcPr>
+            <w:tcW w:type="dxa" w:w="2552"/>
+          </w:tcPr>
+          <w:p>
+            <w:r>
+              <w:t>Актуализированы шаблоны и автосоздание анкет</w:t>
+            </w:r>
+          </w:p>
+        </w:tc>
+        <w:tc>
+          <w:tcPr>
+            <w:tcW w:type="dxa" w:w="2552"/>
+          </w:tcPr>
+          <w:p>
+            <w:r>
+              <w:t>МАУ «ЦМИРиТ»</w:t>
+            </w:r>
+          </w:p>
+        </w:tc>
+      </w:tr>
     </w:tbl>
     <w:p>
       <w:pPr>
@@ -432,12 +469,7 @@
         <w:jc w:val="both"/>
       </w:pPr>
       <w:r>
-        <w:rPr>
-          <w:rFonts w:ascii="Times New Roman" w:hAnsi="Times New Roman" w:eastAsia="Times New Roman" w:cs="Times New Roman"/>
-          <w:sz w:val="24"/>
-          <w:lang w:val="ru-RU"/>
-        </w:rPr>
-        <w:t>Руководство описывает фактическую архитектуру версии на 24.08.2026: ASP.NET Core 9 под управлением IIS, PostgreSQL, внешнюю рабочую конфигурацию, постоянное хранилище ключей Data Protection, локальный производственный календарь, SMTP и фоновые службы.</w:t>
+        <w:t>Руководство описывает фактическую архитектуру версии на 27.08.2026: ASP.NET Core 9 под управлением IIS, PostgreSQL, отдельное хранение анкет и шаблонов, внешнюю рабочую конфигурацию, постоянное хранилище ключей Data Protection, локальный производственный календарь, SMTP и фоновые службы.</w:t>
       </w:r>
     </w:p>
     <w:p>
@@ -538,19 +570,7 @@
         <w:spacing w:line="276" w:lineRule="auto" w:after="80"/>
       </w:pPr>
       <w:r>
-        <w:rPr>
-          <w:rFonts w:ascii="Times New Roman" w:hAnsi="Times New Roman" w:eastAsia="Times New Roman" w:cs="Times New Roman"/>
-          <w:sz w:val="24"/>
-          <w:lang w:val="ru-RU"/>
-        </w:rPr>
         <w:t>1. Общие сведения</w:t>
-      </w:r>
-      <w:r>
-        <w:rPr>
-          <w:rFonts w:ascii="Times New Roman" w:hAnsi="Times New Roman" w:eastAsia="Times New Roman" w:cs="Times New Roman"/>
-          <w:sz w:val="24"/>
-          <w:lang w:val="ru-RU"/>
-        </w:rPr>
         <w:tab/>
         <w:t>5</w:t>
       </w:r>
@@ -563,19 +583,7 @@
         <w:spacing w:line="276" w:lineRule="auto" w:after="80"/>
       </w:pPr>
       <w:r>
-        <w:rPr>
-          <w:rFonts w:ascii="Times New Roman" w:hAnsi="Times New Roman" w:eastAsia="Times New Roman" w:cs="Times New Roman"/>
-          <w:sz w:val="24"/>
-          <w:lang w:val="ru-RU"/>
-        </w:rPr>
         <w:t>2. Архитектура и модули</w:t>
-      </w:r>
-      <w:r>
-        <w:rPr>
-          <w:rFonts w:ascii="Times New Roman" w:hAnsi="Times New Roman" w:eastAsia="Times New Roman" w:cs="Times New Roman"/>
-          <w:sz w:val="24"/>
-          <w:lang w:val="ru-RU"/>
-        </w:rPr>
         <w:tab/>
         <w:t>7</w:t>
       </w:r>
@@ -588,21 +596,9 @@
         <w:spacing w:line="276" w:lineRule="auto" w:after="80"/>
       </w:pPr>
       <w:r>
-        <w:rPr>
-          <w:rFonts w:ascii="Times New Roman" w:hAnsi="Times New Roman" w:eastAsia="Times New Roman" w:cs="Times New Roman"/>
-          <w:sz w:val="24"/>
-          <w:lang w:val="ru-RU"/>
-        </w:rPr>
         <w:t>3. Требования к инфраструктуре</w:t>
-      </w:r>
-      <w:r>
-        <w:rPr>
-          <w:rFonts w:ascii="Times New Roman" w:hAnsi="Times New Roman" w:eastAsia="Times New Roman" w:cs="Times New Roman"/>
-          <w:sz w:val="24"/>
-          <w:lang w:val="ru-RU"/>
-        </w:rPr>
         <w:tab/>
-        <w:t>9</w:t>
+        <w:t>10</w:t>
       </w:r>
     </w:p>
     <w:p>
@@ -613,21 +609,9 @@
         <w:spacing w:line="276" w:lineRule="auto" w:after="80"/>
       </w:pPr>
       <w:r>
-        <w:rPr>
-          <w:rFonts w:ascii="Times New Roman" w:hAnsi="Times New Roman" w:eastAsia="Times New Roman" w:cs="Times New Roman"/>
-          <w:sz w:val="24"/>
-          <w:lang w:val="ru-RU"/>
-        </w:rPr>
         <w:t>4. Каталоги и постоянные данные</w:t>
-      </w:r>
-      <w:r>
-        <w:rPr>
-          <w:rFonts w:ascii="Times New Roman" w:hAnsi="Times New Roman" w:eastAsia="Times New Roman" w:cs="Times New Roman"/>
-          <w:sz w:val="24"/>
-          <w:lang w:val="ru-RU"/>
-        </w:rPr>
         <w:tab/>
-        <w:t>10</w:t>
+        <w:t>11</w:t>
       </w:r>
     </w:p>
     <w:p>
@@ -638,21 +622,9 @@
         <w:spacing w:line="276" w:lineRule="auto" w:after="80"/>
       </w:pPr>
       <w:r>
-        <w:rPr>
-          <w:rFonts w:ascii="Times New Roman" w:hAnsi="Times New Roman" w:eastAsia="Times New Roman" w:cs="Times New Roman"/>
-          <w:sz w:val="24"/>
-          <w:lang w:val="ru-RU"/>
-        </w:rPr>
         <w:t>5. Подготовка PostgreSQL</w:t>
-      </w:r>
-      <w:r>
-        <w:rPr>
-          <w:rFonts w:ascii="Times New Roman" w:hAnsi="Times New Roman" w:eastAsia="Times New Roman" w:cs="Times New Roman"/>
-          <w:sz w:val="24"/>
-          <w:lang w:val="ru-RU"/>
-        </w:rPr>
         <w:tab/>
-        <w:t>11</w:t>
+        <w:t>12</w:t>
       </w:r>
     </w:p>
     <w:p>
@@ -663,21 +635,9 @@
         <w:spacing w:line="276" w:lineRule="auto" w:after="80"/>
       </w:pPr>
       <w:r>
-        <w:rPr>
-          <w:rFonts w:ascii="Times New Roman" w:hAnsi="Times New Roman" w:eastAsia="Times New Roman" w:cs="Times New Roman"/>
-          <w:sz w:val="24"/>
-          <w:lang w:val="ru-RU"/>
-        </w:rPr>
         <w:t>6. Внешняя конфигурация</w:t>
-      </w:r>
-      <w:r>
-        <w:rPr>
-          <w:rFonts w:ascii="Times New Roman" w:hAnsi="Times New Roman" w:eastAsia="Times New Roman" w:cs="Times New Roman"/>
-          <w:sz w:val="24"/>
-          <w:lang w:val="ru-RU"/>
-        </w:rPr>
         <w:tab/>
-        <w:t>13</w:t>
+        <w:t>14</w:t>
       </w:r>
     </w:p>
     <w:p>
@@ -688,21 +648,9 @@
         <w:spacing w:line="276" w:lineRule="auto" w:after="80"/>
       </w:pPr>
       <w:r>
-        <w:rPr>
-          <w:rFonts w:ascii="Times New Roman" w:hAnsi="Times New Roman" w:eastAsia="Times New Roman" w:cs="Times New Roman"/>
-          <w:sz w:val="24"/>
-          <w:lang w:val="ru-RU"/>
-        </w:rPr>
         <w:t>7. Формирование публикации</w:t>
-      </w:r>
-      <w:r>
-        <w:rPr>
-          <w:rFonts w:ascii="Times New Roman" w:hAnsi="Times New Roman" w:eastAsia="Times New Roman" w:cs="Times New Roman"/>
-          <w:sz w:val="24"/>
-          <w:lang w:val="ru-RU"/>
-        </w:rPr>
         <w:tab/>
-        <w:t>15</w:t>
+        <w:t>16</w:t>
       </w:r>
     </w:p>
     <w:p>
@@ -713,21 +661,9 @@
         <w:spacing w:line="276" w:lineRule="auto" w:after="80"/>
       </w:pPr>
       <w:r>
-        <w:rPr>
-          <w:rFonts w:ascii="Times New Roman" w:hAnsi="Times New Roman" w:eastAsia="Times New Roman" w:cs="Times New Roman"/>
-          <w:sz w:val="24"/>
-          <w:lang w:val="ru-RU"/>
-        </w:rPr>
         <w:t>8. Настройка IIS</w:t>
-      </w:r>
-      <w:r>
-        <w:rPr>
-          <w:rFonts w:ascii="Times New Roman" w:hAnsi="Times New Roman" w:eastAsia="Times New Roman" w:cs="Times New Roman"/>
-          <w:sz w:val="24"/>
-          <w:lang w:val="ru-RU"/>
-        </w:rPr>
         <w:tab/>
-        <w:t>16</w:t>
+        <w:t>17</w:t>
       </w:r>
     </w:p>
     <w:p>
@@ -738,21 +674,9 @@
         <w:spacing w:line="276" w:lineRule="auto" w:after="80"/>
       </w:pPr>
       <w:r>
-        <w:rPr>
-          <w:rFonts w:ascii="Times New Roman" w:hAnsi="Times New Roman" w:eastAsia="Times New Roman" w:cs="Times New Roman"/>
-          <w:sz w:val="24"/>
-          <w:lang w:val="ru-RU"/>
-        </w:rPr>
         <w:t>9. Производственный календарь</w:t>
-      </w:r>
-      <w:r>
-        <w:rPr>
-          <w:rFonts w:ascii="Times New Roman" w:hAnsi="Times New Roman" w:eastAsia="Times New Roman" w:cs="Times New Roman"/>
-          <w:sz w:val="24"/>
-          <w:lang w:val="ru-RU"/>
-        </w:rPr>
         <w:tab/>
-        <w:t>18</w:t>
+        <w:t>19</w:t>
       </w:r>
     </w:p>
     <w:p>
@@ -763,21 +687,9 @@
         <w:spacing w:line="276" w:lineRule="auto" w:after="80"/>
       </w:pPr>
       <w:r>
-        <w:rPr>
-          <w:rFonts w:ascii="Times New Roman" w:hAnsi="Times New Roman" w:eastAsia="Times New Roman" w:cs="Times New Roman"/>
-          <w:sz w:val="24"/>
-          <w:lang w:val="ru-RU"/>
-        </w:rPr>
         <w:t>10. Первичный запуск и проверка</w:t>
-      </w:r>
-      <w:r>
-        <w:rPr>
-          <w:rFonts w:ascii="Times New Roman" w:hAnsi="Times New Roman" w:eastAsia="Times New Roman" w:cs="Times New Roman"/>
-          <w:sz w:val="24"/>
-          <w:lang w:val="ru-RU"/>
-        </w:rPr>
         <w:tab/>
-        <w:t>19</w:t>
+        <w:t>20</w:t>
       </w:r>
     </w:p>
     <w:p>
@@ -788,21 +700,9 @@
         <w:spacing w:line="276" w:lineRule="auto" w:after="80"/>
       </w:pPr>
       <w:r>
-        <w:rPr>
-          <w:rFonts w:ascii="Times New Roman" w:hAnsi="Times New Roman" w:eastAsia="Times New Roman" w:cs="Times New Roman"/>
-          <w:sz w:val="24"/>
-          <w:lang w:val="ru-RU"/>
-        </w:rPr>
         <w:t>11. Обновление и откат</w:t>
-      </w:r>
-      <w:r>
-        <w:rPr>
-          <w:rFonts w:ascii="Times New Roman" w:hAnsi="Times New Roman" w:eastAsia="Times New Roman" w:cs="Times New Roman"/>
-          <w:sz w:val="24"/>
-          <w:lang w:val="ru-RU"/>
-        </w:rPr>
         <w:tab/>
-        <w:t>20</w:t>
+        <w:t>21</w:t>
       </w:r>
     </w:p>
     <w:p>
@@ -813,21 +713,9 @@
         <w:spacing w:line="276" w:lineRule="auto" w:after="80"/>
       </w:pPr>
       <w:r>
-        <w:rPr>
-          <w:rFonts w:ascii="Times New Roman" w:hAnsi="Times New Roman" w:eastAsia="Times New Roman" w:cs="Times New Roman"/>
-          <w:sz w:val="24"/>
-          <w:lang w:val="ru-RU"/>
-        </w:rPr>
         <w:t>12. Резервное копирование</w:t>
-      </w:r>
-      <w:r>
-        <w:rPr>
-          <w:rFonts w:ascii="Times New Roman" w:hAnsi="Times New Roman" w:eastAsia="Times New Roman" w:cs="Times New Roman"/>
-          <w:sz w:val="24"/>
-          <w:lang w:val="ru-RU"/>
-        </w:rPr>
         <w:tab/>
-        <w:t>21</w:t>
+        <w:t>22</w:t>
       </w:r>
     </w:p>
     <w:p>
@@ -838,21 +726,9 @@
         <w:spacing w:line="276" w:lineRule="auto" w:after="80"/>
       </w:pPr>
       <w:r>
-        <w:rPr>
-          <w:rFonts w:ascii="Times New Roman" w:hAnsi="Times New Roman" w:eastAsia="Times New Roman" w:cs="Times New Roman"/>
-          <w:sz w:val="24"/>
-          <w:lang w:val="ru-RU"/>
-        </w:rPr>
         <w:t>13. Журналы и диагностика</w:t>
-      </w:r>
-      <w:r>
-        <w:rPr>
-          <w:rFonts w:ascii="Times New Roman" w:hAnsi="Times New Roman" w:eastAsia="Times New Roman" w:cs="Times New Roman"/>
-          <w:sz w:val="24"/>
-          <w:lang w:val="ru-RU"/>
-        </w:rPr>
         <w:tab/>
-        <w:t>22</w:t>
+        <w:t>24</w:t>
       </w:r>
     </w:p>
     <w:p>
@@ -863,21 +739,9 @@
         <w:spacing w:line="276" w:lineRule="auto" w:after="80"/>
       </w:pPr>
       <w:r>
-        <w:rPr>
-          <w:rFonts w:ascii="Times New Roman" w:hAnsi="Times New Roman" w:eastAsia="Times New Roman" w:cs="Times New Roman"/>
-          <w:sz w:val="24"/>
-          <w:lang w:val="ru-RU"/>
-        </w:rPr>
         <w:t>14. Типовые неисправности</w:t>
-      </w:r>
-      <w:r>
-        <w:rPr>
-          <w:rFonts w:ascii="Times New Roman" w:hAnsi="Times New Roman" w:eastAsia="Times New Roman" w:cs="Times New Roman"/>
-          <w:sz w:val="24"/>
-          <w:lang w:val="ru-RU"/>
-        </w:rPr>
         <w:tab/>
-        <w:t>23</w:t>
+        <w:t>25</w:t>
       </w:r>
     </w:p>
     <w:p>
@@ -888,21 +752,9 @@
         <w:spacing w:line="276" w:lineRule="auto" w:after="80"/>
       </w:pPr>
       <w:r>
-        <w:rPr>
-          <w:rFonts w:ascii="Times New Roman" w:hAnsi="Times New Roman" w:eastAsia="Times New Roman" w:cs="Times New Roman"/>
-          <w:sz w:val="24"/>
-          <w:lang w:val="ru-RU"/>
-        </w:rPr>
         <w:t>15. Требования безопасности</w:t>
-      </w:r>
-      <w:r>
-        <w:rPr>
-          <w:rFonts w:ascii="Times New Roman" w:hAnsi="Times New Roman" w:eastAsia="Times New Roman" w:cs="Times New Roman"/>
-          <w:sz w:val="24"/>
-          <w:lang w:val="ru-RU"/>
-        </w:rPr>
         <w:tab/>
-        <w:t>24</w:t>
+        <w:t>26</w:t>
       </w:r>
     </w:p>
     <w:p>
@@ -913,21 +765,9 @@
         <w:spacing w:line="276" w:lineRule="auto" w:after="80"/>
       </w:pPr>
       <w:r>
-        <w:rPr>
-          <w:rFonts w:ascii="Times New Roman" w:hAnsi="Times New Roman" w:eastAsia="Times New Roman" w:cs="Times New Roman"/>
-          <w:sz w:val="24"/>
-          <w:lang w:val="ru-RU"/>
-        </w:rPr>
         <w:t>Приложение А. Краткий набор команд</w:t>
-      </w:r>
-      <w:r>
-        <w:rPr>
-          <w:rFonts w:ascii="Times New Roman" w:hAnsi="Times New Roman" w:eastAsia="Times New Roman" w:cs="Times New Roman"/>
-          <w:sz w:val="24"/>
-          <w:lang w:val="ru-RU"/>
-        </w:rPr>
         <w:tab/>
-        <w:t>25</w:t>
+        <w:t>27</w:t>
       </w:r>
     </w:p>
     <w:p>
@@ -969,12 +809,7 @@
         <w:pStyle w:val="ListBullet"/>
       </w:pPr>
       <w:r>
-        <w:rPr>
-          <w:rFonts w:ascii="Times New Roman" w:hAnsi="Times New Roman" w:eastAsia="Times New Roman" w:cs="Times New Roman"/>
-          <w:sz w:val="24"/>
-          <w:lang w:val="ru-RU"/>
-        </w:rPr>
-        <w:t>администратор управляет анкетами, организациями, пользователями, отчётами, почтой, темой и автосозданием;</w:t>
+        <w:t>администратор управляет шаблонами, анкетами, организациями, пользователями, отчётами, почтой, темой и автосозданием;</w:t>
       </w:r>
     </w:p>
     <w:p>
@@ -2005,12 +1840,7 @@
         <w:jc w:val="both"/>
       </w:pPr>
       <w:r>
-        <w:rPr>
-          <w:rFonts w:ascii="Times New Roman" w:hAnsi="Times New Roman" w:eastAsia="Times New Roman" w:cs="Times New Roman"/>
-          <w:sz w:val="24"/>
-          <w:lang w:val="ru-RU"/>
-        </w:rPr>
-        <w:t>Пользователь обращается к IIS по HTTPS. ASP.NET Core обрабатывает интерфейс и бизнес-операции, хранит данные в PostgreSQL, отправляет письма через SMTP и рассчитывает рабочие дни по локальным файлам либо сервису isdayoff.ru.</w:t>
+        <w:t>Пользователь обращается к IIS по HTTPS. ASP.NET Core обрабатывает интерфейс и бизнес-операции, хранит анкеты и отдельные шаблоны в PostgreSQL, отправляет письма через SMTP и рассчитывает рабочие дни по локальным файлам либо сервису isdayoff.ru.</w:t>
       </w:r>
     </w:p>
     <w:p>
@@ -2282,16 +2112,7 @@
             <w:vAlign w:val="center"/>
           </w:tcPr>
           <w:p>
-            <w:pPr>
-              <w:spacing w:line="240" w:lineRule="auto"/>
-              <w:jc w:val="left"/>
-            </w:pPr>
             <w:r>
-              <w:rPr>
-                <w:rFonts w:ascii="Times New Roman" w:hAnsi="Times New Roman" w:eastAsia="Times New Roman" w:cs="Times New Roman"/>
-                <w:sz w:val="17"/>
-                <w:lang w:val="ru-RU"/>
-              </w:rPr>
               <w:t>Анкеты</w:t>
             </w:r>
           </w:p>
@@ -2308,17 +2129,8 @@
             <w:vAlign w:val="center"/>
           </w:tcPr>
           <w:p>
-            <w:pPr>
-              <w:spacing w:line="240" w:lineRule="auto"/>
-              <w:jc w:val="left"/>
-            </w:pPr>
             <w:r>
-              <w:rPr>
-                <w:rFonts w:ascii="Times New Roman" w:hAnsi="Times New Roman" w:eastAsia="Times New Roman" w:cs="Times New Roman"/>
-                <w:sz w:val="17"/>
-                <w:lang w:val="ru-RU"/>
-              </w:rPr>
-              <w:t>Создание, копирование, назначение, продление и архив</w:t>
+              <w:t>Создание, копирование, назначение, продление, ответы и архив</w:t>
             </w:r>
           </w:p>
         </w:tc>
@@ -2334,16 +2146,7 @@
             <w:vAlign w:val="center"/>
           </w:tcPr>
           <w:p>
-            <w:pPr>
-              <w:spacing w:line="240" w:lineRule="auto"/>
-              <w:jc w:val="left"/>
-            </w:pPr>
             <w:r>
-              <w:rPr>
-                <w:rFonts w:ascii="Times New Roman" w:hAnsi="Times New Roman" w:eastAsia="Times New Roman" w:cs="Times New Roman"/>
-                <w:sz w:val="17"/>
-                <w:lang w:val="ru-RU"/>
-              </w:rPr>
               <w:t>survey, survey_question, organization_survey</w:t>
             </w:r>
           </w:p>
@@ -2365,16 +2168,7 @@
             <w:vAlign w:val="center"/>
           </w:tcPr>
           <w:p>
-            <w:pPr>
-              <w:spacing w:line="240" w:lineRule="auto"/>
-              <w:jc w:val="left"/>
-            </w:pPr>
             <w:r>
-              <w:rPr>
-                <w:rFonts w:ascii="Times New Roman" w:hAnsi="Times New Roman" w:eastAsia="Times New Roman" w:cs="Times New Roman"/>
-                <w:sz w:val="17"/>
-                <w:lang w:val="ru-RU"/>
-              </w:rPr>
               <w:t>Ответы</w:t>
             </w:r>
           </w:p>
@@ -2391,17 +2185,8 @@
             <w:vAlign w:val="center"/>
           </w:tcPr>
           <w:p>
-            <w:pPr>
-              <w:spacing w:line="240" w:lineRule="auto"/>
-              <w:jc w:val="left"/>
-            </w:pPr>
             <w:r>
-              <w:rPr>
-                <w:rFonts w:ascii="Times New Roman" w:hAnsi="Times New Roman" w:eastAsia="Times New Roman" w:cs="Times New Roman"/>
-                <w:sz w:val="17"/>
-                <w:lang w:val="ru-RU"/>
-              </w:rPr>
-              <w:t>Черновики, оценки, участники, отправка и электронная подпись</w:t>
+              <w:t>Черновики, оценки, отправка, отправитель и электронная подпись</w:t>
             </w:r>
           </w:p>
         </w:tc>
@@ -2417,17 +2202,8 @@
             <w:vAlign w:val="center"/>
           </w:tcPr>
           <w:p>
-            <w:pPr>
-              <w:spacing w:line="240" w:lineRule="auto"/>
-              <w:jc w:val="left"/>
-            </w:pPr>
             <w:r>
-              <w:rPr>
-                <w:rFonts w:ascii="Times New Roman" w:hAnsi="Times New Roman" w:eastAsia="Times New Roman" w:cs="Times New Roman"/>
-                <w:sz w:val="17"/>
-                <w:lang w:val="ru-RU"/>
-              </w:rPr>
-              <w:t>answer*, answer_draft*, CryptoPro</w:t>
+              <w:t>answer, answer_item, answer_draft*, CryptoPro</w:t>
             </w:r>
           </w:p>
         </w:tc>
@@ -2697,16 +2473,7 @@
             <w:vAlign w:val="center"/>
           </w:tcPr>
           <w:p>
-            <w:pPr>
-              <w:spacing w:line="240" w:lineRule="auto"/>
-              <w:jc w:val="left"/>
-            </w:pPr>
             <w:r>
-              <w:rPr>
-                <w:rFonts w:ascii="Times New Roman" w:hAnsi="Times New Roman" w:eastAsia="Times New Roman" w:cs="Times New Roman"/>
-                <w:sz w:val="17"/>
-                <w:lang w:val="ru-RU"/>
-              </w:rPr>
               <w:t>Автосоздание</w:t>
             </w:r>
           </w:p>
@@ -2723,17 +2490,8 @@
             <w:vAlign w:val="center"/>
           </w:tcPr>
           <w:p>
-            <w:pPr>
-              <w:spacing w:line="240" w:lineRule="auto"/>
-              <w:jc w:val="left"/>
-            </w:pPr>
             <w:r>
-              <w:rPr>
-                <w:rFonts w:ascii="Times New Roman" w:hAnsi="Times New Roman" w:eastAsia="Times New Roman" w:cs="Times New Roman"/>
-                <w:sz w:val="17"/>
-                <w:lang w:val="ru-RU"/>
-              </w:rPr>
-              <w:t>Почасовая проверка расписания и создание анкет по шаблонам</w:t>
+              <w:t>Проверка при запуске и ежедневно в 00:00; создание анкет по активным шаблонам</w:t>
             </w:r>
           </w:p>
         </w:tc>
@@ -2749,17 +2507,8 @@
             <w:vAlign w:val="center"/>
           </w:tcPr>
           <w:p>
-            <w:pPr>
-              <w:spacing w:line="240" w:lineRule="auto"/>
-              <w:jc w:val="left"/>
-            </w:pPr>
             <w:r>
-              <w:rPr>
-                <w:rFonts w:ascii="Times New Roman" w:hAnsi="Times New Roman" w:eastAsia="Times New Roman" w:cs="Times New Roman"/>
-                <w:sz w:val="17"/>
-                <w:lang w:val="ru-RU"/>
-              </w:rPr>
-              <w:t>auto_creation_config, календарь</w:t>
+              <w:t>auto_creation_config, survey_template_auto_creation_config, календарь</w:t>
             </w:r>
           </w:p>
         </w:tc>
@@ -2926,6 +2675,38 @@
                 <w:lang w:val="ru-RU"/>
               </w:rPr>
               <w:t>wwwroot\help_files, theme_config</w:t>
+            </w:r>
+          </w:p>
+        </w:tc>
+      </w:tr>
+      <w:tr>
+        <w:tc>
+          <w:tcPr>
+            <w:tcW w:type="dxa" w:w="3403"/>
+          </w:tcPr>
+          <w:p>
+            <w:r>
+              <w:t>Шаблоны анкет</w:t>
+            </w:r>
+          </w:p>
+        </w:tc>
+        <w:tc>
+          <w:tcPr>
+            <w:tcW w:type="dxa" w:w="3403"/>
+          </w:tcPr>
+          <w:p>
+            <w:r>
+              <w:t>Активные, плановые и архивные шаблоны; наследование и подготовка анкет</w:t>
+            </w:r>
+          </w:p>
+        </w:tc>
+        <w:tc>
+          <w:tcPr>
+            <w:tcW w:type="dxa" w:w="3403"/>
+          </w:tcPr>
+          <w:p>
+            <w:r>
+              <w:t>survey_template, survey_template_question, organization_survey_template</w:t>
             </w:r>
           </w:p>
         </w:tc>
@@ -3722,16 +3503,7 @@
             <w:vAlign w:val="center"/>
           </w:tcPr>
           <w:p>
-            <w:pPr>
-              <w:spacing w:line="240" w:lineRule="auto"/>
-              <w:jc w:val="left"/>
-            </w:pPr>
             <w:r>
-              <w:rPr>
-                <w:rFonts w:ascii="Times New Roman" w:hAnsi="Times New Roman" w:eastAsia="Times New Roman" w:cs="Times New Roman"/>
-                <w:sz w:val="17"/>
-                <w:lang w:val="ru-RU"/>
-              </w:rPr>
               <w:t>Анкеты</w:t>
             </w:r>
           </w:p>
@@ -3748,16 +3520,7 @@
             <w:vAlign w:val="center"/>
           </w:tcPr>
           <w:p>
-            <w:pPr>
-              <w:spacing w:line="240" w:lineRule="auto"/>
-              <w:jc w:val="left"/>
-            </w:pPr>
             <w:r>
-              <w:rPr>
-                <w:rFonts w:ascii="Times New Roman" w:hAnsi="Times New Roman" w:eastAsia="Times New Roman" w:cs="Times New Roman"/>
-                <w:sz w:val="17"/>
-                <w:lang w:val="ru-RU"/>
-              </w:rPr>
               <w:t>survey, survey_question, organization_survey</w:t>
             </w:r>
           </w:p>
@@ -3774,17 +3537,8 @@
             <w:vAlign w:val="center"/>
           </w:tcPr>
           <w:p>
-            <w:pPr>
-              <w:spacing w:line="240" w:lineRule="auto"/>
-              <w:jc w:val="left"/>
-            </w:pPr>
             <w:r>
-              <w:rPr>
-                <w:rFonts w:ascii="Times New Roman" w:hAnsi="Times New Roman" w:eastAsia="Times New Roman" w:cs="Times New Roman"/>
-                <w:sz w:val="17"/>
-                <w:lang w:val="ru-RU"/>
-              </w:rPr>
-              <w:t>Шаблон анкеты и назначения организациям</w:t>
+              <w:t>Рабочие анкеты, критерии и назначения организациям</w:t>
             </w:r>
           </w:p>
         </w:tc>
@@ -3805,16 +3559,7 @@
             <w:vAlign w:val="center"/>
           </w:tcPr>
           <w:p>
-            <w:pPr>
-              <w:spacing w:line="240" w:lineRule="auto"/>
-              <w:jc w:val="left"/>
-            </w:pPr>
             <w:r>
-              <w:rPr>
-                <w:rFonts w:ascii="Times New Roman" w:hAnsi="Times New Roman" w:eastAsia="Times New Roman" w:cs="Times New Roman"/>
-                <w:sz w:val="17"/>
-                <w:lang w:val="ru-RU"/>
-              </w:rPr>
               <w:t>Ответы</w:t>
             </w:r>
           </w:p>
@@ -3831,17 +3576,8 @@
             <w:vAlign w:val="center"/>
           </w:tcPr>
           <w:p>
-            <w:pPr>
-              <w:spacing w:line="240" w:lineRule="auto"/>
-              <w:jc w:val="left"/>
-            </w:pPr>
             <w:r>
-              <w:rPr>
-                <w:rFonts w:ascii="Times New Roman" w:hAnsi="Times New Roman" w:eastAsia="Times New Roman" w:cs="Times New Roman"/>
-                <w:sz w:val="17"/>
-                <w:lang w:val="ru-RU"/>
-              </w:rPr>
-              <w:t>answer, answer_item, answer_participant</w:t>
+              <w:t>answer, answer_item</w:t>
             </w:r>
           </w:p>
         </w:tc>
@@ -3857,17 +3593,8 @@
             <w:vAlign w:val="center"/>
           </w:tcPr>
           <w:p>
-            <w:pPr>
-              <w:spacing w:line="240" w:lineRule="auto"/>
-              <w:jc w:val="left"/>
-            </w:pPr>
             <w:r>
-              <w:rPr>
-                <w:rFonts w:ascii="Times New Roman" w:hAnsi="Times New Roman" w:eastAsia="Times New Roman" w:cs="Times New Roman"/>
-                <w:sz w:val="17"/>
-                <w:lang w:val="ru-RU"/>
-              </w:rPr>
-              <w:t>Итоговые ответы, оценки и участники</w:t>
+              <w:t>Итоговые ответы, оценки, отправитель и подписанное содержимое</w:t>
             </w:r>
           </w:p>
         </w:tc>
@@ -3888,16 +3615,7 @@
             <w:vAlign w:val="center"/>
           </w:tcPr>
           <w:p>
-            <w:pPr>
-              <w:spacing w:line="240" w:lineRule="auto"/>
-              <w:jc w:val="left"/>
-            </w:pPr>
             <w:r>
-              <w:rPr>
-                <w:rFonts w:ascii="Times New Roman" w:hAnsi="Times New Roman" w:eastAsia="Times New Roman" w:cs="Times New Roman"/>
-                <w:sz w:val="17"/>
-                <w:lang w:val="ru-RU"/>
-              </w:rPr>
               <w:t>Черновики</w:t>
             </w:r>
           </w:p>
@@ -3914,17 +3632,8 @@
             <w:vAlign w:val="center"/>
           </w:tcPr>
           <w:p>
-            <w:pPr>
-              <w:spacing w:line="240" w:lineRule="auto"/>
-              <w:jc w:val="left"/>
-            </w:pPr>
             <w:r>
-              <w:rPr>
-                <w:rFonts w:ascii="Times New Roman" w:hAnsi="Times New Roman" w:eastAsia="Times New Roman" w:cs="Times New Roman"/>
-                <w:sz w:val="17"/>
-                <w:lang w:val="ru-RU"/>
-              </w:rPr>
-              <w:t>answer_draft, answer_draft_item, answer_draft_participant</w:t>
+              <w:t>answer_draft, answer_draft_item</w:t>
             </w:r>
           </w:p>
         </w:tc>
@@ -3940,17 +3649,8 @@
             <w:vAlign w:val="center"/>
           </w:tcPr>
           <w:p>
-            <w:pPr>
-              <w:spacing w:line="240" w:lineRule="auto"/>
-              <w:jc w:val="left"/>
-            </w:pPr>
             <w:r>
-              <w:rPr>
-                <w:rFonts w:ascii="Times New Roman" w:hAnsi="Times New Roman" w:eastAsia="Times New Roman" w:cs="Times New Roman"/>
-                <w:sz w:val="17"/>
-                <w:lang w:val="ru-RU"/>
-              </w:rPr>
-              <w:t>Автосохранение до отправки</w:t>
+              <w:t>Автосохранение до отправки ответа</w:t>
             </w:r>
           </w:p>
         </w:tc>
@@ -3971,16 +3671,7 @@
             <w:vAlign w:val="center"/>
           </w:tcPr>
           <w:p>
-            <w:pPr>
-              <w:spacing w:line="240" w:lineRule="auto"/>
-              <w:jc w:val="left"/>
-            </w:pPr>
             <w:r>
-              <w:rPr>
-                <w:rFonts w:ascii="Times New Roman" w:hAnsi="Times New Roman" w:eastAsia="Times New Roman" w:cs="Times New Roman"/>
-                <w:sz w:val="17"/>
-                <w:lang w:val="ru-RU"/>
-              </w:rPr>
               <w:t>Настройки</w:t>
             </w:r>
           </w:p>
@@ -3997,17 +3688,8 @@
             <w:vAlign w:val="center"/>
           </w:tcPr>
           <w:p>
-            <w:pPr>
-              <w:spacing w:line="240" w:lineRule="auto"/>
-              <w:jc w:val="left"/>
-            </w:pPr>
             <w:r>
-              <w:rPr>
-                <w:rFonts w:ascii="Times New Roman" w:hAnsi="Times New Roman" w:eastAsia="Times New Roman" w:cs="Times New Roman"/>
-                <w:sz w:val="17"/>
-                <w:lang w:val="ru-RU"/>
-              </w:rPr>
-              <w:t>email_config, theme_config, auto_creation_config, survey_auto_creation_config</w:t>
+              <w:t>email_config, theme_config, auto_creation_config, survey_template_auto_creation_config</w:t>
             </w:r>
           </w:p>
         </w:tc>
@@ -4023,17 +3705,8 @@
             <w:vAlign w:val="center"/>
           </w:tcPr>
           <w:p>
-            <w:pPr>
-              <w:spacing w:line="240" w:lineRule="auto"/>
-              <w:jc w:val="left"/>
-            </w:pPr>
             <w:r>
-              <w:rPr>
-                <w:rFonts w:ascii="Times New Roman" w:hAnsi="Times New Roman" w:eastAsia="Times New Roman" w:cs="Times New Roman"/>
-                <w:sz w:val="17"/>
-                <w:lang w:val="ru-RU"/>
-              </w:rPr>
-              <w:t>SMTP, тема и автосоздание</w:t>
+              <w:t>SMTP, тема и связь шаблонов с автосозданием</w:t>
             </w:r>
           </w:p>
         </w:tc>
@@ -4204,6 +3877,38 @@
           </w:p>
         </w:tc>
       </w:tr>
+      <w:tr>
+        <w:tc>
+          <w:tcPr>
+            <w:tcW w:type="dxa" w:w="3403"/>
+          </w:tcPr>
+          <w:p>
+            <w:r>
+              <w:t>Шаблоны</w:t>
+            </w:r>
+          </w:p>
+        </w:tc>
+        <w:tc>
+          <w:tcPr>
+            <w:tcW w:type="dxa" w:w="3403"/>
+          </w:tcPr>
+          <w:p>
+            <w:r>
+              <w:t>survey_template, survey_template_question, organization_survey_template</w:t>
+            </w:r>
+          </w:p>
+        </w:tc>
+        <w:tc>
+          <w:tcPr>
+            <w:tcW w:type="dxa" w:w="3403"/>
+          </w:tcPr>
+          <w:p>
+            <w:r>
+              <w:t>Активные и плановые шаблоны; ancestor_id связывает плановый шаблон с родителем</w:t>
+            </w:r>
+          </w:p>
+        </w:tc>
+      </w:tr>
     </w:tbl>
     <w:p>
       <w:pPr>
@@ -4273,6 +3978,12 @@
       <w:pPr>
         <w:spacing w:after="40"/>
       </w:pPr>
+    </w:p>
+    <w:p>
+      <w:pPr/>
+      <w:r>
+        <w:t>Шаблоны хранятся отдельно от рабочих анкет. Плановый шаблон может ссылаться на активного родителя через ancestor_id. При наступлении даты начала плановый шаблон активируется, связь с родителем снимается, а назначение автосозданию сохраняется только для действующего шаблона. Итоговый ответ содержит единственного отправителя в answer.id_user; устаревшие таблицы участников ответов удалены миграцией 046.</w:t>
+      </w:r>
     </w:p>
     <w:p>
       <w:pPr>
@@ -6632,26 +6343,8 @@
             <w:shd w:fill="F2F2F4"/>
           </w:tcPr>
           <w:p>
-            <w:pPr>
-              <w:spacing w:line="240" w:lineRule="auto" w:before="0" w:after="0"/>
-              <w:jc w:val="left"/>
-            </w:pPr>
             <w:r>
-              <w:rPr>
-                <w:rFonts w:ascii="Times New Roman" w:hAnsi="Times New Roman" w:eastAsia="Times New Roman" w:cs="Times New Roman"/>
-                <w:b/>
-                <w:sz w:val="20"/>
-                <w:lang w:val="ru-RU"/>
-              </w:rPr>
-              <w:t xml:space="preserve">Важно. </w:t>
-            </w:r>
-            <w:r>
-              <w:rPr>
-                <w:rFonts w:ascii="Times New Roman" w:hAnsi="Times New Roman" w:eastAsia="Times New Roman" w:cs="Times New Roman"/>
-                <w:sz w:val="20"/>
-                <w:lang w:val="ru-RU"/>
-              </w:rPr>
-              <w:t>Для версии руководства последняя миграция — 041_remove_redundant_user_update. При каждой новой поставке сверяйте номер с файлом 000_apply_all.sql, а не с этим текстом.</w:t>
+              <w:t>Важно. Для версии руководства последняя миграция — 050_add_planned_survey_templates. При каждой новой поставке сверяйте номер с файлом 000_apply_all.sql, а не только с этим текстом.</w:t>
             </w:r>
           </w:p>
         </w:tc>
@@ -10590,44 +10283,12 @@
         </w:pBdr>
       </w:pPr>
       <w:r>
-        <w:rPr>
-          <w:rFonts w:ascii="Courier New" w:hAnsi="Courier New" w:eastAsia="Courier New" w:cs="Courier New"/>
-          <w:sz w:val="14"/>
-          <w:lang w:val="ru-RU"/>
-        </w:rPr>
         <w:t>&amp; "C:\Program Files\PostgreSQL\16\bin\pg_dump.exe" `</w:t>
-      </w:r>
-      <w:r>
         <w:br/>
-      </w:r>
-      <w:r>
-        <w:rPr>
-          <w:rFonts w:ascii="Courier New" w:hAnsi="Courier New" w:eastAsia="Courier New" w:cs="Courier New"/>
-          <w:sz w:val="14"/>
-          <w:lang w:val="ru-RU"/>
-        </w:rPr>
         <w:t xml:space="preserve">  --format=custom --no-owner --no-privileges `</w:t>
-      </w:r>
-      <w:r>
         <w:br/>
-      </w:r>
-      <w:r>
-        <w:rPr>
-          <w:rFonts w:ascii="Courier New" w:hAnsi="Courier New" w:eastAsia="Courier New" w:cs="Courier New"/>
-          <w:sz w:val="14"/>
-          <w:lang w:val="ru-RU"/>
-        </w:rPr>
-        <w:t xml:space="preserve">  --file "D:\Backups\surveys_20260824.dump" `</w:t>
-      </w:r>
-      <w:r>
+        <w:t xml:space="preserve">  --file "D:\Backups\surveys_&lt;YYYYMMDD_HHMM&gt;.dump" `</w:t>
         <w:br/>
-      </w:r>
-      <w:r>
-        <w:rPr>
-          <w:rFonts w:ascii="Courier New" w:hAnsi="Courier New" w:eastAsia="Courier New" w:cs="Courier New"/>
-          <w:sz w:val="14"/>
-          <w:lang w:val="ru-RU"/>
-        </w:rPr>
         <w:t xml:space="preserve">  "host=&lt;DB_SERVER&gt; port=5432 dbname=surveys user=survey_backup sslmode=require"</w:t>
       </w:r>
     </w:p>
@@ -10679,23 +10340,9 @@
         </w:pBdr>
       </w:pPr>
       <w:r>
-        <w:rPr>
-          <w:rFonts w:ascii="Courier New" w:hAnsi="Courier New" w:eastAsia="Courier New" w:cs="Courier New"/>
-          <w:sz w:val="13"/>
-          <w:lang w:val="ru-RU"/>
-        </w:rPr>
         <w:t>&amp; "C:\Program Files\PostgreSQL\16\bin\createdb.exe" "host=&lt;DB_SERVER&gt; dbname=postgres user=&lt;DB_ADMIN&gt;" surveys_restore_verify</w:t>
-      </w:r>
-      <w:r>
         <w:br/>
-      </w:r>
-      <w:r>
-        <w:rPr>
-          <w:rFonts w:ascii="Courier New" w:hAnsi="Courier New" w:eastAsia="Courier New" w:cs="Courier New"/>
-          <w:sz w:val="13"/>
-          <w:lang w:val="ru-RU"/>
-        </w:rPr>
-        <w:t>&amp; "C:\Program Files\PostgreSQL\16\bin\pg_restore.exe" --exit-on-error --no-owner --no-privileges --dbname "host=&lt;DB_SERVER&gt; dbname=surveys_restore_verify user=&lt;DB_ADMIN&gt;" "D:\Backups\surveys_20260824.dump"</w:t>
+        <w:t>&amp; "C:\Program Files\PostgreSQL\16\bin\pg_restore.exe" --exit-on-error --no-owner --no-privileges --dbname "host=&lt;DB_SERVER&gt; dbname=surveys_restore_verify user=&lt;DB_ADMIN&gt;" "D:\Backups\surveys_&lt;YYYYMMDD_HHMM&gt;.dump"</w:t>
       </w:r>
     </w:p>
     <w:tbl>
@@ -11539,12 +11186,7 @@
         <w:jc w:val="both"/>
       </w:pPr>
       <w:r>
-        <w:rPr>
-          <w:rFonts w:ascii="Times New Roman" w:hAnsi="Times New Roman" w:eastAsia="Times New Roman" w:cs="Times New Roman"/>
-          <w:sz w:val="24"/>
-          <w:lang w:val="ru-RU"/>
-        </w:rPr>
-        <w:t>При старте приложение пишет сообщения о запуске службы автосоздания, пути внешней конфигурации и каталоге ключей. Служба автосоздания выполняет проверку сразу после старта и затем один раз в час.</w:t>
+        <w:t>При старте приложение пишет сообщения о запуске службы автосоздания, пути внешней конфигурации и каталоге ключей. Служба выполняет проверку сразу после старта и затем ежедневно в 00:00 по локальному времени сервера. Запуск после простоя обрабатывает уже наступившее расписание; повторная анкета с тем же нормализованным названием и рассчитанным периодом не создаётся.</w:t>
       </w:r>
     </w:p>
     <w:p>
@@ -13882,6 +13524,8 @@
       <w:footerReference w:type="first" r:id="rId10"/>
       <w:headerReference w:type="default" r:id="rId11"/>
       <w:footerReference w:type="default" r:id="rId12"/>
+      <w:headerReference w:type="even" r:id="rId14"/>
+      <w:footerReference w:type="even" r:id="rId15"/>
       <w:pgSz w:w="11909" w:h="16834"/>
       <w:pgMar w:top="850" w:right="850" w:bottom="850" w:left="850" w:header="259" w:footer="259" w:gutter="0"/>
       <w:cols w:space="720"/>
@@ -14025,6 +13669,16 @@
 </w:ftr>
 </file>
 
+<file path=word/footer3.xml><?xml version="1.0" encoding="utf-8"?>
+<w:ftr xmlns:m="http://schemas.openxmlformats.org/officeDocument/2006/math" xmlns:mc="http://schemas.openxmlformats.org/markup-compatibility/2006" xmlns:mo="http://schemas.microsoft.com/office/mac/office/2008/main" xmlns:mv="urn:schemas-microsoft-com:mac:vml" xmlns:o="urn:schemas-microsoft-com:office:office" xmlns:r="http://schemas.openxmlformats.org/officeDocument/2006/relationships" xmlns:v="urn:schemas-microsoft-com:vml" xmlns:w10="urn:schemas-microsoft-com:office:word" xmlns:w14="http://schemas.microsoft.com/office/word/2010/wordml" xmlns:w="http://schemas.openxmlformats.org/wordprocessingml/2006/main" xmlns:wne="http://schemas.microsoft.com/office/word/2006/wordml" xmlns:wp14="http://schemas.microsoft.com/office/word/2010/wordprocessingDrawing" xmlns:wp="http://schemas.openxmlformats.org/drawingml/2006/wordprocessingDrawing" xmlns:wpc="http://schemas.microsoft.com/office/word/2010/wordprocessingCanvas" xmlns:wpg="http://schemas.microsoft.com/office/word/2010/wordprocessingGroup" xmlns:wpi="http://schemas.microsoft.com/office/word/2010/wordprocessingInk" xmlns:wps="http://schemas.microsoft.com/office/word/2010/wordprocessingShape" mc:Ignorable="w14 wp14">
+  <w:p>
+    <w:pPr>
+      <w:pStyle w:val="Footer"/>
+    </w:pPr>
+  </w:p>
+</w:ftr>
+</file>
+
 <file path=word/header1.xml><?xml version="1.0" encoding="utf-8"?>
 <w:hdr xmlns:m="http://schemas.openxmlformats.org/officeDocument/2006/math" xmlns:mc="http://schemas.openxmlformats.org/markup-compatibility/2006" xmlns:mo="http://schemas.microsoft.com/office/mac/office/2008/main" xmlns:mv="urn:schemas-microsoft-com:mac:vml" xmlns:o="urn:schemas-microsoft-com:office:office" xmlns:r="http://schemas.openxmlformats.org/officeDocument/2006/relationships" xmlns:v="urn:schemas-microsoft-com:vml" xmlns:w10="urn:schemas-microsoft-com:office:word" xmlns:w14="http://schemas.microsoft.com/office/word/2010/wordml" xmlns:w="http://schemas.openxmlformats.org/wordprocessingml/2006/main" xmlns:wne="http://schemas.microsoft.com/office/word/2006/wordml" xmlns:wp14="http://schemas.microsoft.com/office/word/2010/wordprocessingDrawing" xmlns:wp="http://schemas.openxmlformats.org/drawingml/2006/wordprocessingDrawing" xmlns:wpc="http://schemas.microsoft.com/office/word/2010/wordprocessingCanvas" xmlns:wpg="http://schemas.microsoft.com/office/word/2010/wordprocessingGroup" xmlns:wpi="http://schemas.microsoft.com/office/word/2010/wordprocessingInk" xmlns:wps="http://schemas.microsoft.com/office/word/2010/wordprocessingShape" mc:Ignorable="w14 wp14"/>
 </file>
@@ -14089,17 +13743,8 @@
           <w:vAlign w:val="center"/>
         </w:tcPr>
         <w:p>
-          <w:pPr>
-            <w:spacing w:before="0" w:after="0" w:line="240" w:lineRule="auto"/>
-            <w:jc w:val="left"/>
-          </w:pPr>
           <w:r>
-            <w:rPr>
-              <w:rFonts w:ascii="Times New Roman" w:hAnsi="Times New Roman" w:eastAsia="Times New Roman" w:cs="Times New Roman"/>
-              <w:sz w:val="16"/>
-              <w:lang w:val="ru-RU"/>
-            </w:rPr>
-            <w:t>Версия 1.0</w:t>
+            <w:t>Версия 1.1</w:t>
           </w:r>
         </w:p>
       </w:tc>
@@ -14144,21 +13789,27 @@
         </w:tcPr>
         <w:p>
           <w:pPr>
-            <w:spacing w:before="0" w:after="0" w:line="240" w:lineRule="auto"/>
             <w:jc w:val="left"/>
           </w:pPr>
           <w:r>
-            <w:rPr>
-              <w:rFonts w:ascii="Times New Roman" w:hAnsi="Times New Roman" w:eastAsia="Times New Roman" w:cs="Times New Roman"/>
-              <w:sz w:val="16"/>
-              <w:lang w:val="ru-RU"/>
-            </w:rPr>
-            <w:t>Дата выпуска: 24.08.2026</w:t>
+            <w:t>Дата выпуска:</w:t>
+            <w:br/>
+            <w:t>27.08.2026</w:t>
           </w:r>
         </w:p>
       </w:tc>
     </w:tr>
   </w:tbl>
+</w:hdr>
+</file>
+
+<file path=word/header3.xml><?xml version="1.0" encoding="utf-8"?>
+<w:hdr xmlns:m="http://schemas.openxmlformats.org/officeDocument/2006/math" xmlns:mc="http://schemas.openxmlformats.org/markup-compatibility/2006" xmlns:mo="http://schemas.microsoft.com/office/mac/office/2008/main" xmlns:mv="urn:schemas-microsoft-com:mac:vml" xmlns:o="urn:schemas-microsoft-com:office:office" xmlns:r="http://schemas.openxmlformats.org/officeDocument/2006/relationships" xmlns:v="urn:schemas-microsoft-com:vml" xmlns:w10="urn:schemas-microsoft-com:office:word" xmlns:w14="http://schemas.microsoft.com/office/word/2010/wordml" xmlns:w="http://schemas.openxmlformats.org/wordprocessingml/2006/main" xmlns:wne="http://schemas.microsoft.com/office/word/2006/wordml" xmlns:wp14="http://schemas.microsoft.com/office/word/2010/wordprocessingDrawing" xmlns:wp="http://schemas.openxmlformats.org/drawingml/2006/wordprocessingDrawing" xmlns:wpc="http://schemas.microsoft.com/office/word/2010/wordprocessingCanvas" xmlns:wpg="http://schemas.microsoft.com/office/word/2010/wordprocessingGroup" xmlns:wpi="http://schemas.microsoft.com/office/word/2010/wordprocessingInk" xmlns:wps="http://schemas.microsoft.com/office/word/2010/wordprocessingShape" mc:Ignorable="w14 wp14">
+  <w:p>
+    <w:pPr>
+      <w:pStyle w:val="Header"/>
+    </w:pPr>
+  </w:p>
 </w:hdr>
 </file>
 
